--- a/klagomål/A 33466-2026 FSC-klagomål.docx
+++ b/klagomål/A 33466-2026 FSC-klagomål.docx
@@ -178,7 +178,7 @@
       <w:r>
         <w:drawing>
           <wp:inline xmlns:a="http://schemas.openxmlformats.org/drawingml/2006/main" xmlns:pic="http://schemas.openxmlformats.org/drawingml/2006/picture">
-            <wp:extent cx="4095315" cy="5724000"/>
+            <wp:extent cx="4203501" cy="5724000"/>
             <wp:docPr id="1" name="Picture 1"/>
             <wp:cNvGraphicFramePr>
               <a:graphicFrameLocks noChangeAspect="1"/>
@@ -199,7 +199,7 @@
                   <pic:spPr>
                     <a:xfrm>
                       <a:off x="0" y="0"/>
-                      <a:ext cx="4095315" cy="5724000"/>
+                      <a:ext cx="4203501" cy="5724000"/>
                     </a:xfrm>
                     <a:prstGeom prst="rect"/>
                   </pic:spPr>
@@ -216,12 +216,12 @@
         <w:spacing w:after="240"/>
       </w:pPr>
       <w:r>
-        <w:t>Figur 1. Fyndplatser för naturvårdsarter inom 15 meter från avverkningsanmälan. Markörer utan svart kant är placerade på fyndplatsen. Markörer med svart kant är placerade vid sidan av fyndplatsen har ett svart streck som visar fyndplatsens exakta position. Kartans mittpunktskoordinat är N 6879851, E 523948 i SWEREF 99 TM.</w:t>
+        <w:t>Figur 1. Fyndplatser för naturvårdsarter i och inom 15 meter från avverkningsanmälan. Markörer utan svart kant är placerade på fyndplatsen. Markörer med svart kant är placerade vid sidan av fyndplatsen och har ett svart streck som visar fyndplatsens exakta position. Kartans mittpunktskoordinat är N 6879851, E 523948 i SWEREF 99 TM.</w:t>
       </w:r>
     </w:p>
     <w:p>
       <w:r>
-        <w:t>Inom 15 meter från avverkningsanmälan finns fynd av 1 naturvårdsarter, varav 1 är rödlistad och 1 är typisk (T): lunglav (NT, T). Se Figur 1.</w:t>
+        <w:t>I och inom 15 meter från avverkningsanmälan finns fynd av 3 naturvårdsarter, varav 3 är rödlistade och 2 är typiska (T): kolflarnlav (NT, T), lunglav (NT, T) och vedflamlav (NT). Se Figur 1.</w:t>
       </w:r>
     </w:p>
     <w:p>
@@ -245,6 +245,26 @@
     <w:p>
       <w:r>
         <w:t>Nedan följer beskrivningar av de naturvårdsarter och fridlysta arter som har sina livsmiljöer och växtplatser i den avverkningsanmälda skogen. Se även ytterligare artfakta i BILAGA 1. De påträffade naturvårdsarterna är ett tydligt kvitto på att det rör sig om en skog med höga naturvärden.</w:t>
+      </w:r>
+    </w:p>
+    <w:p>
+      <w:r>
+        <w:rPr>
+          <w:b/>
+        </w:rPr>
+        <w:t>Kolflarnlav (NT)</w:t>
+      </w:r>
+      <w:r>
+        <w:t xml:space="preserve"> är brandberoende och växer nästan uteslutande på kolad hård kärnved av tall. Etableringen verkar ske först 100–300 år efter brand och nytt substrat nybildas i mycket begränsad omfattning. Avverkning av tallskog av naturskogskaraktär med spår av återkommande bränder är ett hot och mängden lämplig ved att växa på för arten minskar dels på grund av naturlig nedbrytning men framförallt på grund av att det förstörs i samband med slutavverkningar, gallringar och markberedning. Såväl kolflarnlav som mörk kolflarnlav har glänsande bålfjäll och förekommer främst i tall- och blandbarrskogar av naturskogskaraktär med spår av återkommande bränder. Skogar som dessa hyser höga biologiska värden och bör skyddas. Kolflarnlav är typisk art för </w:t>
+      </w:r>
+      <w:r>
+        <w:rPr>
+          <w:i/>
+        </w:rPr>
+        <w:t>9010 Taiga</w:t>
+      </w:r>
+      <w:r>
+        <w:t xml:space="preserve"> (SLU Artdatabanken, 2024).</w:t>
       </w:r>
     </w:p>
     <w:p>
@@ -301,6 +321,26 @@
       </w:r>
       <w:r>
         <w:t xml:space="preserve"> (SLU Artdatabanken, 2026; Nitare &amp; Skogsstyrelsen, 2019).</w:t>
+      </w:r>
+    </w:p>
+    <w:p>
+      <w:r>
+        <w:rPr>
+          <w:b/>
+        </w:rPr>
+        <w:t>Vedflamlav (NT)</w:t>
+      </w:r>
+      <w:r>
+        <w:t xml:space="preserve"> växer på gammal hård och torr, exponerad kärnved av tall, främst på högstubbar i ljusöppna lägen, t.ex. vid och på myrar, sjökanter, i glesa hällmarkskogar och i brandpräglade tallnaturskogar. Substratet nyskapas i begränsad omfattning och arten är en utmärkt indikator på höga naturvärden i denna skogstyp. Tall- och barrblandskogar med naturskogskaraktär och spår av bränder har ofta höga biologiska värden och bör skyddas. På vedflamlavens bål kan den sällsynta spiklaven/parasiten </w:t>
+      </w:r>
+      <w:r>
+        <w:rPr>
+          <w:i/>
+        </w:rPr>
+        <w:t>Calicium ramboldiicola</w:t>
+      </w:r>
+      <w:r>
+        <w:t xml:space="preserve"> (VU) påträffas (SLU Artdatabanken, 2026).</w:t>
       </w:r>
     </w:p>
     <w:p>
@@ -393,7 +433,7 @@
         <w:rPr>
           <w:i/>
         </w:rPr>
-        <w:t>I det avverkningsanmälda skogsområdet har 1 naturvårdsarter varav 1 rödlistade arter sina livsmiljöer och växtplatser.</w:t>
+        <w:t>I det avverkningsanmälda skogsområdet har 3 naturvårdsarter varav 3 rödlistade arter sina livsmiljöer och växtplatser.</w:t>
       </w:r>
     </w:p>
     <w:p>
@@ -820,7 +860,7 @@
     <w:r>
       <w:tab/>
       <w:tab/>
-      <w:t>2026-08-14</w:t>
+      <w:t>2026-08-15</w:t>
       <w:br/>
       <w:br/>
     </w:r>

--- a/klagomål/A 33466-2026 FSC-klagomål.docx
+++ b/klagomål/A 33466-2026 FSC-klagomål.docx
@@ -860,7 +860,7 @@
     <w:r>
       <w:tab/>
       <w:tab/>
-      <w:t>2026-08-15</w:t>
+      <w:t>2026-08-16</w:t>
       <w:br/>
       <w:br/>
     </w:r>

--- a/klagomål/A 33466-2026 FSC-klagomål.docx
+++ b/klagomål/A 33466-2026 FSC-klagomål.docx
@@ -860,7 +860,7 @@
     <w:r>
       <w:tab/>
       <w:tab/>
-      <w:t>2026-08-16</w:t>
+      <w:t>2026-08-17</w:t>
       <w:br/>
       <w:br/>
     </w:r>

--- a/klagomål/A 33466-2026 FSC-klagomål.docx
+++ b/klagomål/A 33466-2026 FSC-klagomål.docx
@@ -860,7 +860,7 @@
     <w:r>
       <w:tab/>
       <w:tab/>
-      <w:t>2026-08-17</w:t>
+      <w:t>2026-08-18</w:t>
       <w:br/>
       <w:br/>
     </w:r>

--- a/klagomål/A 33466-2026 FSC-klagomål.docx
+++ b/klagomål/A 33466-2026 FSC-klagomål.docx
@@ -860,7 +860,7 @@
     <w:r>
       <w:tab/>
       <w:tab/>
-      <w:t>2026-08-18</w:t>
+      <w:t>2026-08-19</w:t>
       <w:br/>
       <w:br/>
     </w:r>

--- a/klagomål/A 33466-2026 FSC-klagomål.docx
+++ b/klagomål/A 33466-2026 FSC-klagomål.docx
@@ -860,7 +860,7 @@
     <w:r>
       <w:tab/>
       <w:tab/>
-      <w:t>2026-08-19</w:t>
+      <w:t>2026-08-20</w:t>
       <w:br/>
       <w:br/>
     </w:r>

--- a/klagomål/A 33466-2026 FSC-klagomål.docx
+++ b/klagomål/A 33466-2026 FSC-klagomål.docx
@@ -860,7 +860,7 @@
     <w:r>
       <w:tab/>
       <w:tab/>
-      <w:t>2026-08-20</w:t>
+      <w:t>2026-08-21</w:t>
       <w:br/>
       <w:br/>
     </w:r>

--- a/klagomål/A 33466-2026 FSC-klagomål.docx
+++ b/klagomål/A 33466-2026 FSC-klagomål.docx
@@ -860,7 +860,7 @@
     <w:r>
       <w:tab/>
       <w:tab/>
-      <w:t>2026-08-21</w:t>
+      <w:t>2026-08-22</w:t>
       <w:br/>
       <w:br/>
     </w:r>
